--- a/docs/Ziqpu_Feature_PRD_EntityKind.docx
+++ b/docs/Ziqpu_Feature_PRD_EntityKind.docx
@@ -4322,6 +4322,156 @@
           <w:szCs w:val="22"/>
           <w:rtl w:val="0"/>
         </w:rPr>
+        <w:t xml:space="preserve">LIVE DISPATCH — the claim that only exists at inference time: a real tool-calling model, handed two different entities, calls different workers because it is offered different rosters. Run against Qwen3-14B Q6_K served on CUDA (RTX 5080) with --jinja, 32 seconds:</w:t>
+      </w:r>
+      <w:r>
+        <w:rPr>
+          <w:rtl w:val="0"/>
+        </w:rPr>
+      </w:r>
+    </w:p>
+    <w:p>
+      <w:pPr>
+        <w:spacing w:after="80" w:line="240" w:lineRule="auto"/>
+        <w:rPr>
+          <w:rFonts w:ascii="Calibri" w:cs="Calibri" w:eastAsia="Calibri" w:hAnsi="Calibri"/>
+          <w:sz w:val="22"/>
+          <w:szCs w:val="22"/>
+        </w:rPr>
+      </w:pPr>
+      <w:r>
+        <w:rPr>
+          <w:rFonts w:ascii="Calibri" w:cs="Calibri" w:eastAsia="Calibri" w:hAnsi="Calibri"/>
+          <w:color w:val="4a4a4a"/>
+          <w:sz w:val="22"/>
+          <w:szCs w:val="22"/>
+          <w:rtl w:val="0"/>
+        </w:rPr>
+        <w:t xml:space="preserve">VIN 1HGCM82633A004352 → NHTSA vPIC — “2003 Honda Accord EX-V6”, built by American Honda Motor Co., assembled at Marysville, Ohio. No SEC worker was reached.</w:t>
+      </w:r>
+      <w:r>
+        <w:rPr>
+          <w:rtl w:val="0"/>
+        </w:rPr>
+      </w:r>
+    </w:p>
+    <w:p>
+      <w:pPr>
+        <w:spacing w:after="80" w:line="240" w:lineRule="auto"/>
+        <w:rPr>
+          <w:rFonts w:ascii="Calibri" w:cs="Calibri" w:eastAsia="Calibri" w:hAnsi="Calibri"/>
+          <w:sz w:val="22"/>
+          <w:szCs w:val="22"/>
+        </w:rPr>
+      </w:pPr>
+      <w:r>
+        <w:rPr>
+          <w:rFonts w:ascii="Calibri" w:cs="Calibri" w:eastAsia="Calibri" w:hAnsi="Calibri"/>
+          <w:color w:val="4a4a4a"/>
+          <w:sz w:val="22"/>
+          <w:szCs w:val="22"/>
+          <w:rtl w:val="0"/>
+        </w:rPr>
+        <w:t xml:space="preserve">MANH → SEC EDGAR + Wikipedia · SEC financials (XBRL) · Wikidata — recent filings, industry, revenue $297.8M for the quarter ending 2026-06-30, founded 1990. No vehicle worker was reached.</w:t>
+      </w:r>
+      <w:r>
+        <w:rPr>
+          <w:rtl w:val="0"/>
+        </w:rPr>
+      </w:r>
+    </w:p>
+    <w:p>
+      <w:pPr>
+        <w:spacing w:after="80" w:line="240" w:lineRule="auto"/>
+        <w:rPr>
+          <w:rFonts w:ascii="Calibri" w:cs="Calibri" w:eastAsia="Calibri" w:hAnsi="Calibri"/>
+          <w:sz w:val="22"/>
+          <w:szCs w:val="22"/>
+        </w:rPr>
+      </w:pPr>
+      <w:r>
+        <w:rPr>
+          <w:rFonts w:ascii="Calibri" w:cs="Calibri" w:eastAsia="Calibri" w:hAnsi="Calibri"/>
+          <w:color w:val="4a4a4a"/>
+          <w:sz w:val="22"/>
+          <w:szCs w:val="22"/>
+          <w:rtl w:val="0"/>
+        </w:rPr>
+        <w:t xml:space="preserve">Asserted in both directions (a car never reaches SEC, a company never reaches vPIC) and that the two source sets differ at all. PASS — the architecture is proven against real inference rather than mocks.</w:t>
+      </w:r>
+      <w:r>
+        <w:rPr>
+          <w:rtl w:val="0"/>
+        </w:rPr>
+      </w:r>
+    </w:p>
+    <w:p>
+      <w:pPr>
+        <w:spacing w:after="80" w:line="240" w:lineRule="auto"/>
+        <w:rPr>
+          <w:rFonts w:ascii="Calibri" w:cs="Calibri" w:eastAsia="Calibri" w:hAnsi="Calibri"/>
+          <w:sz w:val="22"/>
+          <w:szCs w:val="22"/>
+        </w:rPr>
+      </w:pPr>
+      <w:r>
+        <w:rPr>
+          <w:rFonts w:ascii="Calibri" w:cs="Calibri" w:eastAsia="Calibri" w:hAnsi="Calibri"/>
+          <w:color w:val="4a4a4a"/>
+          <w:sz w:val="22"/>
+          <w:szCs w:val="22"/>
+          <w:rtl w:val="0"/>
+        </w:rPr>
+        <w:t xml:space="preserve">A panicking worker cannot wedge the app — a tool that unwinds is caught at the tool boundary and becomes an error result the model routes around, and the grounding thread catches anything below it. Without this the checkpoint, which has no cancel, would spin forever. PASS.</w:t>
+      </w:r>
+      <w:r>
+        <w:rPr>
+          <w:rtl w:val="0"/>
+        </w:rPr>
+      </w:r>
+    </w:p>
+    <w:p>
+      <w:pPr>
+        <w:spacing w:after="80" w:line="240" w:lineRule="auto"/>
+        <w:rPr>
+          <w:rFonts w:ascii="Calibri" w:cs="Calibri" w:eastAsia="Calibri" w:hAnsi="Calibri"/>
+          <w:sz w:val="22"/>
+          <w:szCs w:val="22"/>
+        </w:rPr>
+      </w:pPr>
+      <w:r>
+        <w:rPr>
+          <w:rFonts w:ascii="Calibri" w:cs="Calibri" w:eastAsia="Calibri" w:hAnsi="Calibri"/>
+          <w:color w:val="4a4a4a"/>
+          <w:sz w:val="22"/>
+          <w:szCs w:val="22"/>
+          <w:rtl w:val="0"/>
+        </w:rPr>
+        <w:t xml:space="preserve">Consent names what it spends — the checkpoint prompt is derived from the entity kind, so a vehicle’s consent names vPIC and never claims SEC. One shared function renders it for both the desktop app and the MCP server, and a test fails the build if a second copy reappears. PASS.</w:t>
+      </w:r>
+      <w:r>
+        <w:rPr>
+          <w:rtl w:val="0"/>
+        </w:rPr>
+      </w:r>
+    </w:p>
+    <w:p>
+      <w:pPr>
+        <w:spacing w:after="80" w:line="240" w:lineRule="auto"/>
+        <w:rPr>
+          <w:rFonts w:ascii="Calibri" w:cs="Calibri" w:eastAsia="Calibri" w:hAnsi="Calibri"/>
+          <w:sz w:val="22"/>
+          <w:szCs w:val="22"/>
+        </w:rPr>
+      </w:pPr>
+      <w:r>
+        <w:rPr>
+          <w:rFonts w:ascii="Calibri" w:cs="Calibri" w:eastAsia="Calibri" w:hAnsi="Calibri"/>
+          <w:color w:val="4a4a4a"/>
+          <w:sz w:val="22"/>
+          <w:szCs w:val="22"/>
+          <w:rtl w:val="0"/>
+        </w:rPr>
         <w:t xml:space="preserve">A car grounds with real signals — live against NHTSA vPIC: “2003 Honda Accord EX-V6”, built by American Honda Motor Co., assembled at Marysville, Ohio. This entity returned nothing before the change. PASS.</w:t>
       </w:r>
       <w:r>
@@ -4475,7 +4625,7 @@
           <w:szCs w:val="22"/>
           <w:rtl w:val="0"/>
         </w:rPr>
-        <w:t xml:space="preserve">Built and pushed to the nightfall branch: entity-kind selection and the vehicle worker (commit 968d492), the openFDA worker and the ambiguous-kind roster (commit 4b4c1e4). 117 agent tests green, clippy clean.</w:t>
+        <w:t xml:space="preserve">Shipped to the nightfall branch. Entity-kind selection and the vehicle worker (968d492); the openFDA worker and the ambiguous-kind roster (4b4c1e4); panic containment and kind-aware consent (fa5cb15); the MCP server moved onto the same multi-source path and the same consent function (0c5ca15); the live dispatch proof (c861cb0). 119 agent, 16 UI and 7 MCP tests green, clippy clean.</w:t>
       </w:r>
       <w:r>
         <w:rPr>
@@ -4500,6 +4650,56 @@
           <w:szCs w:val="22"/>
           <w:rtl w:val="0"/>
         </w:rPr>
+        <w:t xml:space="preserve">Every requirement in section 3 is implemented, and every evaluation in A5 passes — including the one that needed real inference. Nothing in this document is aspirational.</w:t>
+      </w:r>
+      <w:r>
+        <w:rPr>
+          <w:rtl w:val="0"/>
+        </w:rPr>
+      </w:r>
+    </w:p>
+    <w:p>
+      <w:pPr>
+        <w:spacing w:after="80" w:line="240" w:lineRule="auto"/>
+        <w:rPr>
+          <w:rFonts w:ascii="Calibri" w:cs="Calibri" w:eastAsia="Calibri" w:hAnsi="Calibri"/>
+          <w:sz w:val="22"/>
+          <w:szCs w:val="22"/>
+        </w:rPr>
+      </w:pPr>
+      <w:r>
+        <w:rPr>
+          <w:rFonts w:ascii="Calibri" w:cs="Calibri" w:eastAsia="Calibri" w:hAnsi="Calibri"/>
+          <w:color w:val="4a4a4a"/>
+          <w:sz w:val="22"/>
+          <w:szCs w:val="22"/>
+          <w:rtl w:val="0"/>
+        </w:rPr>
+        <w:t xml:space="preserve">Reproduce the dispatch proof: serve a tool-capable model with “cargo run -p model -- serve --port 1235”, then run “cargo test -p agents research -- --ignored --nocapture live_dispatch”.</w:t>
+      </w:r>
+      <w:r>
+        <w:rPr>
+          <w:rtl w:val="0"/>
+        </w:rPr>
+      </w:r>
+    </w:p>
+    <w:p>
+      <w:pPr>
+        <w:spacing w:after="80" w:line="240" w:lineRule="auto"/>
+        <w:rPr>
+          <w:rFonts w:ascii="Calibri" w:cs="Calibri" w:eastAsia="Calibri" w:hAnsi="Calibri"/>
+          <w:sz w:val="22"/>
+          <w:szCs w:val="22"/>
+        </w:rPr>
+      </w:pPr>
+      <w:r>
+        <w:rPr>
+          <w:rFonts w:ascii="Calibri" w:cs="Calibri" w:eastAsia="Calibri" w:hAnsi="Calibri"/>
+          <w:color w:val="4a4a4a"/>
+          <w:sz w:val="22"/>
+          <w:szCs w:val="22"/>
+          <w:rtl w:val="0"/>
+        </w:rPr>
         <w:t xml:space="preserve">Repository: github.com/nessaisling-lab/Ziqpu-L2-Cycle-3 — pattern write-up at docs/architecture-pattern.md.</w:t>
       </w:r>
       <w:r>
@@ -4525,7 +4725,7 @@
           <w:szCs w:val="22"/>
           <w:rtl w:val="0"/>
         </w:rPr>
-        <w:t xml:space="preserve">Open: proving the dispatch live against a served tool-calling chat model, and an optional Wikidata P577 worker for consumer-product launch dates.</w:t>
+        <w:t xml:space="preserve">Still open, and deliberately so: a Wikidata P577 worker for consumer-product launch dates, which extends the Named roster without changing the architecture this document describes.</w:t>
       </w:r>
       <w:r>
         <w:rPr>
